--- a/qiminyaosu/ralph/生产稿_600/02_食事/现代齐民要术_02-08-3_剩饭第二天怎么加热，核心不是“烫嘴”_生产稿.docx
+++ b/qiminyaosu/ralph/生产稿_600/02_食事/现代齐民要术_02-08-3_剩饭第二天怎么加热，核心不是“烫嘴”_生产稿.docx
@@ -157,7 +157,7 @@
     </w:p>
     <w:p>
       <w:r>
-        <w:t>CORE_CONCLUSION：围绕「剩饭第二天怎么加热，核心不是“烫嘴”」，给出一个普通家庭能照做的一句判断/结论；判断建立在母题变量（时间-温度是核心风险轴、尽快降温、分装和标日期、充分再加热与避免反复加热、从做饭量控制源头减少剩余）之上，并标出适用条件与例外。</w:t>
+        <w:t>CORE_CONCLUSION：剩饭加热核心是热透到里外+只热一次；尽快冷透入藏、避免反复回锅。</w:t>
       </w:r>
     </w:p>
     <w:p>
@@ -189,6 +189,17 @@
       </w:r>
     </w:p>
     <w:p>
+      <w:r>
+        <w:rPr>
+          <w:b/>
+        </w:rPr>
+        <w:t>【深度审校备注】核实：食品安全时间-温度原则。</w:t>
+      </w:r>
+      <w:r>
+        <w:t xml:space="preserve">　风险等级：中</w:t>
+      </w:r>
+    </w:p>
+    <w:p>
       <w:pPr>
         <w:pStyle w:val="Heading1"/>
       </w:pPr>
@@ -198,7 +209,7 @@
     </w:p>
     <w:p>
       <w:r>
-        <w:t>A. 反常识：沿用「剩饭第二天怎么加热，核心不是“烫嘴”」做一句与直觉相反的开场。</w:t>
+        <w:t>A. 反常识(可选成片钩子)：剩饭第二天，重点不是够烫，是热透到里外。</w:t>
       </w:r>
     </w:p>
     <w:p>
@@ -720,13 +731,7 @@
     </w:p>
     <w:p>
       <w:r>
-        <w:rPr>
-          <w:b/>
-        </w:rPr>
-        <w:t>START_FRAME：</w:t>
-      </w:r>
-      <w:r>
-        <w:t>现代中国家庭厨房：石纹台面、木色橱柜、明亮料理灯，浅色瓷砖墙，冰箱/灶台分区清晰；主体与开头相扣。</w:t>
+        <w:t>START_FRAME（首帧·五锁）：同一食事空间近景：食材/灶台上的容器居中，厨房台面、冰箱、灶台环境清晰，明亮料理灯，厨房自然光，构图以剩饭第二天怎么加热，核心不是“烫嘴”对应的冲突对象为主体。</w:t>
       </w:r>
     </w:p>
     <w:p>
@@ -764,13 +769,7 @@
     </w:p>
     <w:p>
       <w:r>
-        <w:rPr>
-          <w:b/>
-        </w:rPr>
-        <w:t>END_FRAME：</w:t>
-      </w:r>
-      <w:r>
-        <w:t>稳定停在可桥接的尾帧，作下一镜首帧。</w:t>
+        <w:t>END_FRAME（尾帧·五锁）：镜头稳定停在食事空间的一个清晰物件/结构上（食材/灶台上的容器，明亮料理灯，厨房自然光），形态位置与下一镜首帧一致，作桥接帧。</w:t>
       </w:r>
     </w:p>
     <w:p>
@@ -813,7 +812,10 @@
     </w:p>
     <w:p>
       <w:r>
-        <w:t>9:16 竖屏，高级半写实 3D/2.5D 现代家庭科学动画。现代中国家庭厨房：石纹台面、木色橱柜、明亮料理灯，浅色瓷砖墙，冰箱/灶台分区清晰。0—3s 引入「剩饭第二天怎么加热，核心不是“烫嘴”」主视觉事件；3—7s 演示/讲解机制与操作；7—10s 收束停在尾帧。无中文文字/字幕/Logo/水印；保持同一光线与镜头空间；无伪实验/伪专家；不出现可读数字表格。</w:t>
+        <w:rPr>
+          <w:b w:val="0"/>
+        </w:rPr>
+        <w:t>9:16 竖屏，高级半写实 3D/2.5D 现代家庭科学动画。现代中国家庭厨房：石纹台面、木色橱柜、明亮料理灯，浅色瓷砖墙，冰箱/灶台分区清晰。本镜主题「剩饭第二天怎么加热，核心不是“烫嘴”」（母题变量：时间-温度是核心风险轴、尽快降温、分装和标日期、充分再加热与避免反复加热、从做饭量控制源头减少剩余）。0—3s：放大冲突/常见错误，前1-3秒制造留存；3—7s：用连续镜头把机制或做法讲透；7—10s：收束停在悬念、判断点。本段用连续的步骤动作推进，镜头跟随手部或物件。动画风格借用：冰箱透明剖面 / 温度分区 / 水分流动 / 锅内蒸汽 / 食材组织变化。镜头最后稳定帧直接作为下一镜首帧。。无中文文字/字幕/Logo/水印/名牌；不改变衣服/材质/产品外观颜色；不出现可读数字表格；不做伪实景/伪医生/伪检测画面。</w:t>
       </w:r>
     </w:p>
     <w:p/>
@@ -860,13 +862,7 @@
     </w:p>
     <w:p>
       <w:r>
-        <w:rPr>
-          <w:b/>
-        </w:rPr>
-        <w:t>START_FRAME：</w:t>
-      </w:r>
-      <w:r>
-        <w:t>现代中国家庭厨房：石纹台面、木色橱柜、明亮料理灯，浅色瓷砖墙，冰箱/灶台分区清晰；主体与开头相扣。</w:t>
+        <w:t>START_FRAME（首帧·五锁）：自上一镜尾帧继承：食材/灶台上的容器保持相同形态/材质/位置，明亮料理灯，厨房自然光，构图连续（五锁）。</w:t>
       </w:r>
     </w:p>
     <w:p>
@@ -904,13 +900,7 @@
     </w:p>
     <w:p>
       <w:r>
-        <w:rPr>
-          <w:b/>
-        </w:rPr>
-        <w:t>END_FRAME：</w:t>
-      </w:r>
-      <w:r>
-        <w:t>稳定停在可桥接的尾帧，作下一镜首帧。</w:t>
+        <w:t>END_FRAME（尾帧·五锁）：镜头稳定停在食事空间的一个清晰物件/结构上（食材/灶台上的容器，明亮料理灯，厨房自然光），形态位置与下一镜首帧一致，作桥接帧。</w:t>
       </w:r>
     </w:p>
     <w:p>
@@ -953,7 +943,10 @@
     </w:p>
     <w:p>
       <w:r>
-        <w:t>9:16 竖屏，高级半写实 3D/2.5D 现代家庭科学动画。现代中国家庭厨房：石纹台面、木色橱柜、明亮料理灯，浅色瓷砖墙，冰箱/灶台分区清晰。0—3s 引入「剩饭第二天怎么加热，核心不是“烫嘴”」主视觉事件；3—7s 演示/讲解机制与操作；7—10s 收束停在尾帧。无中文文字/字幕/Logo/水印；保持同一光线与镜头空间；无伪实验/伪专家；不出现可读数字表格。</w:t>
+        <w:rPr>
+          <w:b w:val="0"/>
+        </w:rPr>
+        <w:t>9:16 竖屏，高级半写实 3D/2.5D 现代家庭科学动画。现代中国家庭厨房：石纹台面、木色橱柜、明亮料理灯，浅色瓷砖墙，冰箱/灶台分区清晰。本镜主题「剩饭第二天怎么加热，核心不是“烫嘴”」（母题变量：时间-温度是核心风险轴、尽快降温、分装和标日期、充分再加热与避免反复加热、从做饭量控制源头减少剩余）。0—3s：从日常画面进入微观/剖面/透视；3—7s：用粒子、流动、结构示意表现机制；7—10s：从示意回到现实并落点。本段用连续的步骤动作推进，镜头跟随手部或物件。动画风格借用：冰箱透明剖面 / 温度分区 / 水分流动 / 锅内蒸汽 / 食材组织变化。镜头最后稳定帧直接作为下一镜首帧。。无中文文字/字幕/Logo/水印/名牌；不改变衣服/材质/产品外观颜色；不出现可读数字表格；不做伪实景/伪医生/伪检测画面。</w:t>
       </w:r>
     </w:p>
     <w:p/>
@@ -1000,13 +993,7 @@
     </w:p>
     <w:p>
       <w:r>
-        <w:rPr>
-          <w:b/>
-        </w:rPr>
-        <w:t>START_FRAME：</w:t>
-      </w:r>
-      <w:r>
-        <w:t>现代中国家庭厨房：石纹台面、木色橱柜、明亮料理灯，浅色瓷砖墙，冰箱/灶台分区清晰；主体与开头相扣。</w:t>
+        <w:t>START_FRAME（首帧·五锁）：自上一镜尾帧继承：食材/灶台上的容器保持相同形态/材质/位置，明亮料理灯，厨房自然光，构图连续（五锁）。</w:t>
       </w:r>
     </w:p>
     <w:p>
@@ -1044,13 +1031,7 @@
     </w:p>
     <w:p>
       <w:r>
-        <w:rPr>
-          <w:b/>
-        </w:rPr>
-        <w:t>END_FRAME：</w:t>
-      </w:r>
-      <w:r>
-        <w:t>稳定停在可桥接的尾帧，作下一镜首帧。</w:t>
+        <w:t>END_FRAME（尾帧·五锁）：镜头稳定停在食事空间完成态（食材/灶台上的容器，明亮料理灯，厨房自然光），画面右下留出供后期放品牌/片尾。</w:t>
       </w:r>
     </w:p>
     <w:p>
@@ -1093,7 +1074,10 @@
     </w:p>
     <w:p>
       <w:r>
-        <w:t>9:16 竖屏，高级半写实 3D/2.5D 现代家庭科学动画。现代中国家庭厨房：石纹台面、木色橱柜、明亮料理灯，浅色瓷砖墙，冰箱/灶台分区清晰。0—3s 引入「剩饭第二天怎么加热，核心不是“烫嘴”」主视觉事件；3—7s 演示/讲解机制与操作；7—10s 收束停在尾帧。无中文文字/字幕/Logo/水印；保持同一光线与镜头空间；无伪实验/伪专家；不出现可读数字表格。</w:t>
+        <w:rPr>
+          <w:b w:val="0"/>
+        </w:rPr>
+        <w:t>9:16 竖屏，高级半写实 3D/2.5D 现代家庭科学动画。现代中国家庭厨房：石纹台面、木色橱柜、明亮料理灯，浅色瓷砖墙，冰箱/灶台分区清晰。本镜主题「剩饭第二天怎么加热，核心不是“烫嘴”」（母题变量：时间-温度是核心风险轴、尽快降温、分装和标日期、充分再加热与避免反复加热、从做饭量控制源头减少剩余）。0—3s：固定出错对象，给出步骤起点；3—7s：镜头跟随手或物件依序完成动作；7—10s：停在正确完成的结果。本段用连续的步骤动作推进，镜头跟随手部或物件。动画风格借用：冰箱透明剖面 / 温度分区 / 水分流动 / 锅内蒸汽 / 食材组织变化。末尾稳定停帧，右下留出供后期加品牌/片尾。。无中文文字/字幕/Logo/水印/名牌；不改变衣服/材质/产品外观颜色；不出现可读数字表格；不做伪实景/伪医生/伪检测画面。</w:t>
       </w:r>
     </w:p>
     <w:p/>
